--- a/Prob. theory and math. statistic/LabWorks/LabWork1/Отчёт по лабораторной работе 1.docx
+++ b/Prob. theory and math. statistic/LabWorks/LabWork1/Отчёт по лабораторной работе 1.docx
@@ -1052,12 +1052,6 @@
         </w:rPr>
       </w:pPr>
       <w:r>
-        <w:rPr>
-          <w:rFonts w:ascii="Tmes New Roman" w:hAnsi="Tmes New Roman"/>
-          <w:b w:val="false"/>
-          <w:sz w:val="28"/>
-          <w:szCs w:val="28"/>
-        </w:rPr>
         <w:drawing>
           <wp:anchor behindDoc="0" distT="0" distB="0" distL="0" distR="0" simplePos="0" locked="0" layoutInCell="0" allowOverlap="1" relativeHeight="7">
             <wp:simplePos x="0" y="0"/>
@@ -1126,25 +1120,21 @@
       </w:pPr>
       <w:r>
         <w:rPr>
-          <w:rFonts w:ascii="Tmes New Roman" w:hAnsi="Tmes New Roman"/>
-          <w:sz w:val="28"/>
-          <w:szCs w:val="28"/>
-        </w:rPr>
-      </w:r>
-    </w:p>
-    <w:p>
-      <w:pPr>
-        <w:pStyle w:val="Normal"/>
-        <w:jc w:val="left"/>
-        <w:rPr>
-          <w:b w:val="false"/>
-        </w:rPr>
-      </w:pPr>
-      <w:r>
-        <w:rPr>
-          <w:rFonts w:ascii="Tmes New Roman" w:hAnsi="Tmes New Roman"/>
-          <w:sz w:val="28"/>
-          <w:szCs w:val="28"/>
+          <w:b w:val="false"/>
+        </w:rPr>
+      </w:r>
+    </w:p>
+    <w:p>
+      <w:pPr>
+        <w:pStyle w:val="Normal"/>
+        <w:jc w:val="left"/>
+        <w:rPr>
+          <w:b w:val="false"/>
+        </w:rPr>
+      </w:pPr>
+      <w:r>
+        <w:rPr>
+          <w:b w:val="false"/>
         </w:rPr>
       </w:r>
     </w:p>
@@ -1379,141 +1369,161 @@
       </w:pPr>
       <w:r>
         <w:rPr>
-          <w:rFonts w:ascii="Tmes New Roman" w:hAnsi="Tmes New Roman"/>
-          <w:sz w:val="28"/>
-          <w:szCs w:val="28"/>
-        </w:rPr>
-      </w:r>
-    </w:p>
-    <w:p>
-      <w:pPr>
-        <w:pStyle w:val="Normal"/>
-        <w:jc w:val="left"/>
-        <w:rPr>
-          <w:b w:val="false"/>
-        </w:rPr>
-      </w:pPr>
-      <w:r>
-        <w:rPr>
-          <w:rFonts w:ascii="Tmes New Roman" w:hAnsi="Tmes New Roman"/>
-          <w:sz w:val="28"/>
-          <w:szCs w:val="28"/>
-        </w:rPr>
-      </w:r>
-    </w:p>
-    <w:p>
-      <w:pPr>
-        <w:pStyle w:val="Normal"/>
-        <w:jc w:val="left"/>
-        <w:rPr>
-          <w:b w:val="false"/>
-        </w:rPr>
-      </w:pPr>
-      <w:r>
-        <w:rPr>
-          <w:rFonts w:ascii="Tmes New Roman" w:hAnsi="Tmes New Roman"/>
-          <w:sz w:val="28"/>
-          <w:szCs w:val="28"/>
-        </w:rPr>
-      </w:r>
-    </w:p>
-    <w:p>
-      <w:pPr>
-        <w:pStyle w:val="Normal"/>
-        <w:jc w:val="left"/>
-        <w:rPr>
-          <w:b w:val="false"/>
-        </w:rPr>
-      </w:pPr>
-      <w:r>
-        <w:rPr>
-          <w:rFonts w:ascii="Tmes New Roman" w:hAnsi="Tmes New Roman"/>
-          <w:sz w:val="28"/>
-          <w:szCs w:val="28"/>
-        </w:rPr>
-      </w:r>
-    </w:p>
-    <w:p>
-      <w:pPr>
-        <w:pStyle w:val="Normal"/>
-        <w:jc w:val="left"/>
-        <w:rPr>
-          <w:b w:val="false"/>
-        </w:rPr>
-      </w:pPr>
-      <w:r>
-        <w:rPr>
-          <w:rFonts w:ascii="Tmes New Roman" w:hAnsi="Tmes New Roman"/>
-          <w:sz w:val="28"/>
-          <w:szCs w:val="28"/>
-        </w:rPr>
-      </w:r>
-    </w:p>
-    <w:p>
-      <w:pPr>
-        <w:pStyle w:val="Normal"/>
-        <w:jc w:val="left"/>
-        <w:rPr>
-          <w:b w:val="false"/>
-        </w:rPr>
-      </w:pPr>
-      <w:r>
-        <w:rPr>
-          <w:rFonts w:ascii="Tmes New Roman" w:hAnsi="Tmes New Roman"/>
-          <w:sz w:val="28"/>
-          <w:szCs w:val="28"/>
-        </w:rPr>
-      </w:r>
-    </w:p>
-    <w:p>
-      <w:pPr>
-        <w:pStyle w:val="Normal"/>
-        <w:jc w:val="left"/>
-        <w:rPr>
-          <w:b w:val="false"/>
-        </w:rPr>
-      </w:pPr>
-      <w:r>
-        <w:rPr>
-          <w:rFonts w:ascii="Tmes New Roman" w:hAnsi="Tmes New Roman"/>
-          <w:sz w:val="28"/>
-          <w:szCs w:val="28"/>
-        </w:rPr>
-      </w:r>
-    </w:p>
-    <w:p>
-      <w:pPr>
-        <w:pStyle w:val="Normal"/>
-        <w:jc w:val="left"/>
-        <w:rPr>
-          <w:b w:val="false"/>
-        </w:rPr>
-      </w:pPr>
-      <w:r>
-        <w:rPr>
-          <w:rFonts w:ascii="Tmes New Roman" w:hAnsi="Tmes New Roman"/>
-          <w:sz w:val="28"/>
-          <w:szCs w:val="28"/>
-        </w:rPr>
-      </w:r>
-    </w:p>
-    <w:p>
-      <w:pPr>
-        <w:pStyle w:val="Normal"/>
-        <w:jc w:val="left"/>
-        <w:rPr>
-          <w:rFonts w:ascii="Tmes New Roman" w:hAnsi="Tmes New Roman"/>
-          <w:sz w:val="28"/>
-          <w:szCs w:val="28"/>
-        </w:rPr>
-      </w:pPr>
-      <w:r>
-        <w:rPr>
-          <w:rFonts w:ascii="Tmes New Roman" w:hAnsi="Tmes New Roman"/>
-          <w:b w:val="false"/>
-          <w:sz w:val="28"/>
-          <w:szCs w:val="28"/>
-        </w:rPr>
+          <w:b w:val="false"/>
+        </w:rPr>
+      </w:r>
+    </w:p>
+    <w:p>
+      <w:pPr>
+        <w:pStyle w:val="Normal"/>
+        <w:jc w:val="left"/>
+        <w:rPr>
+          <w:b w:val="false"/>
+        </w:rPr>
+      </w:pPr>
+      <w:r>
+        <w:rPr>
+          <w:b w:val="false"/>
+        </w:rPr>
+      </w:r>
+    </w:p>
+    <w:p>
+      <w:pPr>
+        <w:pStyle w:val="Normal"/>
+        <w:jc w:val="left"/>
+        <w:rPr>
+          <w:b w:val="false"/>
+        </w:rPr>
+      </w:pPr>
+      <w:r>
+        <w:rPr>
+          <w:b w:val="false"/>
+        </w:rPr>
+      </w:r>
+    </w:p>
+    <w:p>
+      <w:pPr>
+        <w:pStyle w:val="Normal"/>
+        <w:jc w:val="left"/>
+        <w:rPr>
+          <w:b w:val="false"/>
+        </w:rPr>
+      </w:pPr>
+      <w:r>
+        <w:rPr>
+          <w:b w:val="false"/>
+        </w:rPr>
+      </w:r>
+    </w:p>
+    <w:p>
+      <w:pPr>
+        <w:pStyle w:val="Normal"/>
+        <w:jc w:val="left"/>
+        <w:rPr>
+          <w:b w:val="false"/>
+        </w:rPr>
+      </w:pPr>
+      <w:r>
+        <w:rPr>
+          <w:b w:val="false"/>
+        </w:rPr>
+      </w:r>
+    </w:p>
+    <w:p>
+      <w:pPr>
+        <w:pStyle w:val="Normal"/>
+        <w:jc w:val="left"/>
+        <w:rPr>
+          <w:b w:val="false"/>
+        </w:rPr>
+      </w:pPr>
+      <w:r>
+        <w:rPr>
+          <w:b w:val="false"/>
+        </w:rPr>
+      </w:r>
+    </w:p>
+    <w:p>
+      <w:pPr>
+        <w:pStyle w:val="Normal"/>
+        <w:jc w:val="left"/>
+        <w:rPr>
+          <w:b w:val="false"/>
+        </w:rPr>
+      </w:pPr>
+      <w:r>
+        <w:rPr>
+          <w:b w:val="false"/>
+        </w:rPr>
+      </w:r>
+    </w:p>
+    <w:p>
+      <w:pPr>
+        <w:pStyle w:val="Normal"/>
+        <w:jc w:val="left"/>
+        <w:rPr>
+          <w:b w:val="false"/>
+        </w:rPr>
+      </w:pPr>
+      <w:r>
+        <w:rPr>
+          <w:b w:val="false"/>
+        </w:rPr>
+      </w:r>
+    </w:p>
+    <w:p>
+      <w:pPr>
+        <w:pStyle w:val="Normal"/>
+        <w:jc w:val="left"/>
+        <w:rPr>
+          <w:rFonts w:ascii="Tmes New Roman" w:hAnsi="Tmes New Roman"/>
+          <w:sz w:val="28"/>
+          <w:szCs w:val="28"/>
+        </w:rPr>
+      </w:pPr>
+      <w:r>
+        <w:rPr/>
+      </w:r>
+    </w:p>
+    <w:p>
+      <w:pPr>
+        <w:pStyle w:val="Normal"/>
+        <w:jc w:val="left"/>
+        <w:rPr>
+          <w:rFonts w:ascii="Tmes New Roman" w:hAnsi="Tmes New Roman"/>
+          <w:sz w:val="28"/>
+          <w:szCs w:val="28"/>
+        </w:rPr>
+      </w:pPr>
+      <w:r>
+        <w:rPr/>
+      </w:r>
+    </w:p>
+    <w:p>
+      <w:pPr>
+        <w:pStyle w:val="Normal"/>
+        <w:jc w:val="left"/>
+        <w:rPr>
+          <w:rFonts w:ascii="Tmes New Roman" w:hAnsi="Tmes New Roman"/>
+          <w:sz w:val="28"/>
+          <w:szCs w:val="28"/>
+        </w:rPr>
+      </w:pPr>
+      <w:r>
+        <w:rPr/>
+      </w:r>
+    </w:p>
+    <w:p>
+      <w:pPr>
+        <w:pStyle w:val="Normal"/>
+        <w:jc w:val="left"/>
+        <w:rPr>
+          <w:rFonts w:ascii="Tmes New Roman" w:hAnsi="Tmes New Roman"/>
+          <w:sz w:val="28"/>
+          <w:szCs w:val="28"/>
+        </w:rPr>
+      </w:pPr>
+      <w:r>
         <w:drawing>
           <wp:anchor behindDoc="0" distT="0" distB="0" distL="0" distR="0" simplePos="0" locked="0" layoutInCell="0" allowOverlap="1" relativeHeight="9">
             <wp:simplePos x="0" y="0"/>
@@ -2042,14 +2052,6 @@
         <w:br/>
         <w:br/>
         <w:br/>
-      </w:r>
-      <w:r>
-        <w:rPr>
-          <w:rFonts w:ascii="Tmes New Roman" w:hAnsi="Tmes New Roman"/>
-          <w:b w:val="false"/>
-          <w:sz w:val="28"/>
-          <w:szCs w:val="28"/>
-        </w:rPr>
         <w:t>Вывод: при увеличении k — увеличивается изгиб графика, при уменьшении — уменьшается изгиб графика</w:t>
       </w:r>
     </w:p>
@@ -2063,25 +2065,21 @@
       </w:pPr>
       <w:r>
         <w:rPr>
-          <w:rFonts w:ascii="Tmes New Roman" w:hAnsi="Tmes New Roman"/>
-          <w:sz w:val="28"/>
-          <w:szCs w:val="28"/>
-        </w:rPr>
-      </w:r>
-    </w:p>
-    <w:p>
-      <w:pPr>
-        <w:pStyle w:val="Normal"/>
-        <w:jc w:val="left"/>
-        <w:rPr>
-          <w:b w:val="false"/>
-        </w:rPr>
-      </w:pPr>
-      <w:r>
-        <w:rPr>
-          <w:rFonts w:ascii="Tmes New Roman" w:hAnsi="Tmes New Roman"/>
-          <w:sz w:val="28"/>
-          <w:szCs w:val="28"/>
+          <w:b w:val="false"/>
+        </w:rPr>
+      </w:r>
+    </w:p>
+    <w:p>
+      <w:pPr>
+        <w:pStyle w:val="Normal"/>
+        <w:jc w:val="left"/>
+        <w:rPr>
+          <w:b w:val="false"/>
+        </w:rPr>
+      </w:pPr>
+      <w:r>
+        <w:rPr>
+          <w:b w:val="false"/>
         </w:rPr>
       </w:r>
     </w:p>
@@ -2272,23 +2270,7 @@
         <w:br/>
         <w:br/>
         <w:br/>
-      </w:r>
-      <w:r>
-        <w:rPr>
-          <w:rFonts w:ascii="Tmes New Roman" w:hAnsi="Tmes New Roman"/>
-          <w:b w:val="false"/>
-          <w:sz w:val="28"/>
-          <w:szCs w:val="28"/>
-        </w:rPr>
         <w:t>Вывод: увеличение m — увеличение горизонтального изгиба графика, а уменьшение m — уменьшение горизонтального изгиба графика, увеличение n — увеличение вертикального изгиба графика, уменьшение n — уменьшение вертикального изгиба графика</w:t>
-      </w:r>
-      <w:r>
-        <w:rPr>
-          <w:rFonts w:ascii="Tmes New Roman" w:hAnsi="Tmes New Roman"/>
-          <w:b w:val="false"/>
-          <w:sz w:val="28"/>
-          <w:szCs w:val="28"/>
-        </w:rPr>
         <w:br/>
         <w:br/>
         <w:br/>
@@ -2296,14 +2278,6 @@
         <w:br/>
         <w:t>Часть 2. Обработка опытных данных, вариант 17:</w:t>
         <w:br/>
-      </w:r>
-      <w:r>
-        <w:rPr>
-          <w:rFonts w:ascii="Tmes New Roman" w:hAnsi="Tmes New Roman"/>
-          <w:b w:val="false"/>
-          <w:sz w:val="28"/>
-          <w:szCs w:val="28"/>
-        </w:rPr>
         <w:t>Построение Статистического ряда, Полигона, Гистограммы и Кумулятивной кривой.</w:t>
       </w:r>
     </w:p>
@@ -2374,14 +2348,6 @@
         </w:rPr>
         <w:br/>
         <w:br/>
-      </w:r>
-      <w:r>
-        <w:rPr>
-          <w:rFonts w:ascii="Tmes New Roman" w:hAnsi="Tmes New Roman"/>
-          <w:b w:val="false"/>
-          <w:sz w:val="28"/>
-          <w:szCs w:val="28"/>
-        </w:rPr>
         <w:t>Вывод по лабораторной работе: научились использовать функции распределений и создавать для них графики, созданию статистического ряда и его отображению(полигон/гистограмма/кумулятивная кривая), а так же анализу изменений графиков.</w:t>
       </w:r>
     </w:p>
